--- a/downloads/documents/05 Materials/Unit 03/Slides/Slides 03.12 - Healthy vs Unhealthy Relationships the Signs.docx
+++ b/downloads/documents/05 Materials/Unit 03/Slides/Slides 03.12 - Healthy vs Unhealthy Relationships the Signs.docx
@@ -1199,7 +1199,7 @@
     <w:sectPr>
       <w:headerReference w:type="default" r:id="rId9"/>
       <w:pgSz w:w="12240" w:h="15840"/>
-      <w:pgMar w:top="1440" w:bottom="1440" w:left="1440" w:right="1440" w:header="504"/>
+      <w:pgMar w:top="1152" w:bottom="1152" w:left="1152" w:right="1152" w:header="504"/>
     </w:sectPr>
   </w:body>
 </w:document>

--- a/downloads/documents/05 Materials/Unit 03/Slides/Slides 03.12 - Healthy vs Unhealthy Relationships the Signs.docx
+++ b/downloads/documents/05 Materials/Unit 03/Slides/Slides 03.12 - Healthy vs Unhealthy Relationships the Signs.docx
@@ -496,7 +496,7 @@
         <w:pStyle w:val="Compact"/>
       </w:pPr>
       <w:r>
-        <w:t xml:space="preserve">One bad day is not a sign. A pattern is</w:t>
+        <w:t xml:space="preserve">One bad day is not a sign. A pattern (the same thing over and over) is</w:t>
       </w:r>
     </w:p>
     <w:p>
@@ -508,7 +508,7 @@
         <w:pStyle w:val="Compact"/>
       </w:pPr>
       <w:r>
-        <w:t xml:space="preserve">Fear is a tell-an-adult sign on its own, the first time</w:t>
+        <w:t xml:space="preserve">Fear is different. Even one time, fear means tell an adult</w:t>
       </w:r>
       <w:r>
         <w:t xml:space="preserve"> </w:t>
@@ -636,7 +636,7 @@
         <w:pStyle w:val="Compact"/>
       </w:pPr>
       <w:r>
-        <w:t xml:space="preserve">One bad day is not a sign. A pattern is</w:t>
+        <w:t xml:space="preserve">One bad day is not a sign. A pattern (the same thing over and over) is</w:t>
       </w:r>
     </w:p>
     <w:p>
@@ -648,7 +648,7 @@
         <w:pStyle w:val="Compact"/>
       </w:pPr>
       <w:r>
-        <w:t xml:space="preserve">Fear is a tell-an-adult sign the first time, on its own</w:t>
+        <w:t xml:space="preserve">Fear is different. Even one time, fear means tell an adult</w:t>
       </w:r>
     </w:p>
     <w:p>
@@ -854,7 +854,7 @@
         <w:pStyle w:val="Compact"/>
       </w:pPr>
       <w:r>
-        <w:t xml:space="preserve">On your answer sheet: pick one unhealthy card, say what you would do and why</w:t>
+        <w:t xml:space="preserve">On your answer sheet: pick one unhealthy card. Write what you would do and why</w:t>
       </w:r>
       <w:r>
         <w:t xml:space="preserve"> </w:t>
@@ -1151,7 +1151,7 @@
         <w:pStyle w:val="Compact"/>
       </w:pPr>
       <w:r>
-        <w:t xml:space="preserve">Day 2 tomorrow is the Communication Performance Task. Bring the last three handouts</w:t>
+        <w:t xml:space="preserve">The day after tomorrow is the Communication Performance Task. Bring the last three handouts</w:t>
       </w:r>
       <w:r>
         <w:t xml:space="preserve"> </w:t>
